--- a/Calendario2026/Actividades/Actividad15_VLANs/15. ConfiguracionVLANs.docx
+++ b/Calendario2026/Actividades/Actividad15_VLANs/15. ConfiguracionVLANs.docx
@@ -4,7 +4,7 @@
   <w:body>
     <w:p>
       <w:pPr>
-        <w:pStyle w:val="BodyText"/>
+        <w:pStyle w:val="Textoindependiente"/>
         <w:pBdr>
           <w:bottom w:val="single" w:sz="4" w:space="1" w:color="auto"/>
         </w:pBdr>
@@ -22,7 +22,7 @@
     </w:p>
     <w:p>
       <w:pPr>
-        <w:pStyle w:val="BodyText"/>
+        <w:pStyle w:val="Textoindependiente"/>
         <w:pBdr>
           <w:bottom w:val="single" w:sz="4" w:space="1" w:color="auto"/>
         </w:pBdr>
@@ -132,7 +132,7 @@
     </w:p>
     <w:p>
       <w:pPr>
-        <w:pStyle w:val="BodyText"/>
+        <w:pStyle w:val="Textoindependiente"/>
         <w:pBdr>
           <w:bottom w:val="single" w:sz="4" w:space="1" w:color="auto"/>
         </w:pBdr>
@@ -174,7 +174,7 @@
     </w:p>
     <w:p>
       <w:pPr>
-        <w:pStyle w:val="Heading1"/>
+        <w:pStyle w:val="Ttulo1"/>
         <w:spacing w:before="0" w:line="360" w:lineRule="exact"/>
         <w:ind w:right="114"/>
         <w:jc w:val="both"/>
@@ -1572,7 +1572,6 @@
         </w:rPr>
         <w:t xml:space="preserve"> </w:t>
       </w:r>
-      <w:proofErr w:type="spellStart"/>
       <w:r>
         <w:rPr>
           <w:rFonts w:ascii="Arial" w:hAnsi="Arial" w:cs="Arial"/>
@@ -1581,7 +1580,6 @@
         </w:rPr>
         <w:t>Fast</w:t>
       </w:r>
-      <w:proofErr w:type="spellEnd"/>
       <w:r>
         <w:rPr>
           <w:rFonts w:ascii="Arial" w:hAnsi="Arial" w:cs="Arial"/>
@@ -2804,7 +2802,7 @@
     </w:p>
     <w:p>
       <w:pPr>
-        <w:pStyle w:val="Heading1"/>
+        <w:pStyle w:val="Ttulo1"/>
         <w:spacing w:before="0" w:line="360" w:lineRule="exact"/>
         <w:ind w:right="123"/>
         <w:jc w:val="both"/>
@@ -4448,6 +4446,7 @@
     <w:p>
       <w:pPr>
         <w:spacing w:line="200" w:lineRule="atLeast"/>
+        <w:jc w:val="center"/>
         <w:rPr>
           <w:rFonts w:ascii="Arial Narrow" w:eastAsia="Arial Narrow" w:hAnsi="Arial Narrow" w:cs="Arial Narrow"/>
           <w:sz w:val="20"/>
@@ -4462,9 +4461,9 @@
           <w:szCs w:val="20"/>
         </w:rPr>
         <w:drawing>
-          <wp:inline distT="0" distB="0" distL="0" distR="0" wp14:anchorId="5A3888F9" wp14:editId="75774FCD">
-            <wp:extent cx="7010400" cy="3295650"/>
-            <wp:effectExtent l="0" t="0" r="0" b="0"/>
+          <wp:inline distT="0" distB="0" distL="0" distR="0" wp14:anchorId="5A3888F9" wp14:editId="4C9AEDED">
+            <wp:extent cx="6508750" cy="3059821"/>
+            <wp:effectExtent l="0" t="0" r="6350" b="7620"/>
             <wp:docPr id="377053304" name="Picture 1"/>
             <wp:cNvGraphicFramePr>
               <a:graphicFrameLocks xmlns:a="http://schemas.openxmlformats.org/drawingml/2006/main" noChangeAspect="1"/>
@@ -4485,7 +4484,7 @@
                   <pic:spPr>
                     <a:xfrm>
                       <a:off x="0" y="0"/>
-                      <a:ext cx="7010400" cy="3295650"/>
+                      <a:ext cx="6527529" cy="3068649"/>
                     </a:xfrm>
                     <a:prstGeom prst="rect">
                       <a:avLst/>
@@ -5042,7 +5041,7 @@
     </w:p>
     <w:p>
       <w:pPr>
-        <w:pStyle w:val="ListParagraph"/>
+        <w:pStyle w:val="Prrafodelista"/>
         <w:numPr>
           <w:ilvl w:val="0"/>
           <w:numId w:val="20"/>
@@ -5130,7 +5129,7 @@
     </w:p>
     <w:p>
       <w:pPr>
-        <w:pStyle w:val="ListParagraph"/>
+        <w:pStyle w:val="Prrafodelista"/>
         <w:widowControl/>
         <w:numPr>
           <w:ilvl w:val="0"/>
@@ -5166,7 +5165,7 @@
     </w:p>
     <w:p>
       <w:pPr>
-        <w:pStyle w:val="ListParagraph"/>
+        <w:pStyle w:val="Prrafodelista"/>
         <w:widowControl/>
         <w:numPr>
           <w:ilvl w:val="0"/>
@@ -5200,7 +5199,7 @@
     </w:p>
     <w:p>
       <w:pPr>
-        <w:pStyle w:val="ListParagraph"/>
+        <w:pStyle w:val="Prrafodelista"/>
         <w:widowControl/>
         <w:numPr>
           <w:ilvl w:val="0"/>
@@ -5234,7 +5233,7 @@
     </w:p>
     <w:p>
       <w:pPr>
-        <w:pStyle w:val="ListParagraph"/>
+        <w:pStyle w:val="Prrafodelista"/>
         <w:numPr>
           <w:ilvl w:val="0"/>
           <w:numId w:val="20"/>
@@ -5305,7 +5304,7 @@
     </w:p>
     <w:p>
       <w:pPr>
-        <w:pStyle w:val="ListParagraph"/>
+        <w:pStyle w:val="Prrafodelista"/>
         <w:widowControl/>
         <w:numPr>
           <w:ilvl w:val="0"/>
@@ -5420,7 +5419,7 @@
     </w:p>
     <w:p>
       <w:pPr>
-        <w:pStyle w:val="ListParagraph"/>
+        <w:pStyle w:val="Prrafodelista"/>
         <w:widowControl/>
         <w:numPr>
           <w:ilvl w:val="0"/>
@@ -5500,7 +5499,7 @@
     </w:p>
     <w:p>
       <w:pPr>
-        <w:pStyle w:val="ListParagraph"/>
+        <w:pStyle w:val="Prrafodelista"/>
         <w:widowControl/>
         <w:numPr>
           <w:ilvl w:val="0"/>
@@ -5596,7 +5595,7 @@
     </w:p>
     <w:p>
       <w:pPr>
-        <w:pStyle w:val="ListParagraph"/>
+        <w:pStyle w:val="Prrafodelista"/>
         <w:widowControl/>
         <w:numPr>
           <w:ilvl w:val="0"/>
@@ -5698,10 +5697,19 @@
         </w:rPr>
         <w:t>.</w:t>
       </w:r>
+      <w:r>
+        <w:rPr>
+          <w:rFonts w:ascii="Arial" w:hAnsi="Arial" w:cs="Arial"/>
+          <w:b/>
+          <w:bCs/>
+          <w:spacing w:val="-1"/>
+        </w:rPr>
+        <w:t xml:space="preserve"> </w:t>
+      </w:r>
     </w:p>
     <w:p>
       <w:pPr>
-        <w:pStyle w:val="ListParagraph"/>
+        <w:pStyle w:val="Prrafodelista"/>
         <w:numPr>
           <w:ilvl w:val="0"/>
           <w:numId w:val="30"/>
@@ -5722,62 +5730,26 @@
           <w:rFonts w:ascii="Arial" w:hAnsi="Arial" w:cs="Arial"/>
           <w:spacing w:val="-1"/>
         </w:rPr>
-        <w:t xml:space="preserve">Excluye la dirección IP del default </w:t>
-      </w:r>
-      <w:proofErr w:type="spellStart"/>
-      <w:r>
-        <w:rPr>
-          <w:rFonts w:ascii="Arial" w:hAnsi="Arial" w:cs="Arial"/>
-          <w:spacing w:val="-1"/>
-        </w:rPr>
-        <w:t>gateway</w:t>
-      </w:r>
-      <w:proofErr w:type="spellEnd"/>
-      <w:r>
-        <w:rPr>
-          <w:rFonts w:ascii="Arial" w:hAnsi="Arial" w:cs="Arial"/>
-          <w:spacing w:val="-1"/>
-        </w:rPr>
-        <w:t xml:space="preserve"> de la </w:t>
-      </w:r>
-      <w:r>
-        <w:rPr>
-          <w:rFonts w:ascii="Arial" w:hAnsi="Arial" w:cs="Arial"/>
-          <w:b/>
-          <w:bCs/>
-          <w:spacing w:val="-1"/>
-        </w:rPr>
-        <w:t>VLAN</w:t>
-      </w:r>
-      <w:r>
-        <w:rPr>
-          <w:rFonts w:ascii="Arial" w:hAnsi="Arial" w:cs="Arial"/>
-          <w:spacing w:val="-1"/>
-        </w:rPr>
-        <w:t xml:space="preserve"> de </w:t>
-      </w:r>
-      <w:proofErr w:type="spellStart"/>
-      <w:r>
-        <w:rPr>
-          <w:rFonts w:ascii="Arial" w:hAnsi="Arial" w:cs="Arial"/>
-          <w:b/>
-          <w:bCs/>
-          <w:spacing w:val="-1"/>
-        </w:rPr>
-        <w:t>HomeOffice</w:t>
-      </w:r>
-      <w:proofErr w:type="spellEnd"/>
-      <w:r>
-        <w:rPr>
-          <w:rFonts w:ascii="Arial" w:hAnsi="Arial" w:cs="Arial"/>
-          <w:spacing w:val="-1"/>
-        </w:rPr>
-        <w:t xml:space="preserve">. </w:t>
+        <w:t>Configur</w:t>
+      </w:r>
+      <w:r>
+        <w:rPr>
+          <w:rFonts w:ascii="Arial" w:hAnsi="Arial" w:cs="Arial"/>
+          <w:spacing w:val="-1"/>
+        </w:rPr>
+        <w:t>e el</w:t>
+      </w:r>
+      <w:r>
+        <w:rPr>
+          <w:rFonts w:ascii="Arial" w:hAnsi="Arial" w:cs="Arial"/>
+          <w:spacing w:val="-1"/>
+        </w:rPr>
+        <w:t xml:space="preserve"> servidor DNS.</w:t>
       </w:r>
     </w:p>
     <w:p>
       <w:pPr>
-        <w:pStyle w:val="ListParagraph"/>
+        <w:pStyle w:val="Prrafodelista"/>
         <w:numPr>
           <w:ilvl w:val="0"/>
           <w:numId w:val="30"/>
@@ -5798,12 +5770,62 @@
           <w:rFonts w:ascii="Arial" w:hAnsi="Arial" w:cs="Arial"/>
           <w:spacing w:val="-1"/>
         </w:rPr>
-        <w:t>Excluye la dirección IP de la impresora.</w:t>
+        <w:t xml:space="preserve">Excluye la dirección IP del default </w:t>
+      </w:r>
+      <w:proofErr w:type="spellStart"/>
+      <w:r>
+        <w:rPr>
+          <w:rFonts w:ascii="Arial" w:hAnsi="Arial" w:cs="Arial"/>
+          <w:spacing w:val="-1"/>
+        </w:rPr>
+        <w:t>gateway</w:t>
+      </w:r>
+      <w:proofErr w:type="spellEnd"/>
+      <w:r>
+        <w:rPr>
+          <w:rFonts w:ascii="Arial" w:hAnsi="Arial" w:cs="Arial"/>
+          <w:spacing w:val="-1"/>
+        </w:rPr>
+        <w:t xml:space="preserve"> de la </w:t>
+      </w:r>
+      <w:r>
+        <w:rPr>
+          <w:rFonts w:ascii="Arial" w:hAnsi="Arial" w:cs="Arial"/>
+          <w:b/>
+          <w:bCs/>
+          <w:spacing w:val="-1"/>
+        </w:rPr>
+        <w:t>VLAN</w:t>
+      </w:r>
+      <w:r>
+        <w:rPr>
+          <w:rFonts w:ascii="Arial" w:hAnsi="Arial" w:cs="Arial"/>
+          <w:spacing w:val="-1"/>
+        </w:rPr>
+        <w:t xml:space="preserve"> de </w:t>
+      </w:r>
+      <w:proofErr w:type="spellStart"/>
+      <w:r>
+        <w:rPr>
+          <w:rFonts w:ascii="Arial" w:hAnsi="Arial" w:cs="Arial"/>
+          <w:b/>
+          <w:bCs/>
+          <w:spacing w:val="-1"/>
+        </w:rPr>
+        <w:t>HomeOffice</w:t>
+      </w:r>
+      <w:proofErr w:type="spellEnd"/>
+      <w:r>
+        <w:rPr>
+          <w:rFonts w:ascii="Arial" w:hAnsi="Arial" w:cs="Arial"/>
+          <w:spacing w:val="-1"/>
+        </w:rPr>
+        <w:t xml:space="preserve">. </w:t>
       </w:r>
     </w:p>
     <w:p>
       <w:pPr>
-        <w:pStyle w:val="ListParagraph"/>
+        <w:pStyle w:val="Prrafodelista"/>
         <w:numPr>
           <w:ilvl w:val="0"/>
           <w:numId w:val="30"/>
@@ -5824,62 +5846,12 @@
           <w:rFonts w:ascii="Arial" w:hAnsi="Arial" w:cs="Arial"/>
           <w:spacing w:val="-1"/>
         </w:rPr>
-        <w:t xml:space="preserve">Activa el servicio de </w:t>
-      </w:r>
-      <w:r>
-        <w:rPr>
-          <w:rFonts w:ascii="Arial" w:hAnsi="Arial" w:cs="Arial"/>
-          <w:b/>
-          <w:bCs/>
-          <w:spacing w:val="-1"/>
-        </w:rPr>
-        <w:t>DHCP</w:t>
-      </w:r>
-      <w:r>
-        <w:rPr>
-          <w:rFonts w:ascii="Arial" w:hAnsi="Arial" w:cs="Arial"/>
-          <w:spacing w:val="-1"/>
-        </w:rPr>
-        <w:t xml:space="preserve"> en todos los equipos terminales de la </w:t>
-      </w:r>
-      <w:r>
-        <w:rPr>
-          <w:rFonts w:ascii="Arial" w:hAnsi="Arial" w:cs="Arial"/>
-          <w:b/>
-          <w:bCs/>
-          <w:spacing w:val="-1"/>
-        </w:rPr>
-        <w:t xml:space="preserve">VLAN </w:t>
-      </w:r>
-      <w:r>
-        <w:rPr>
-          <w:rFonts w:ascii="Arial" w:hAnsi="Arial" w:cs="Arial"/>
-          <w:spacing w:val="-1"/>
-        </w:rPr>
-        <w:t xml:space="preserve">de </w:t>
-      </w:r>
-      <w:proofErr w:type="spellStart"/>
-      <w:r>
-        <w:rPr>
-          <w:rFonts w:ascii="Arial" w:hAnsi="Arial" w:cs="Arial"/>
-          <w:b/>
-          <w:bCs/>
-          <w:spacing w:val="-1"/>
-        </w:rPr>
-        <w:t>HomeOffice</w:t>
-      </w:r>
-      <w:proofErr w:type="spellEnd"/>
-      <w:r>
-        <w:rPr>
-          <w:rFonts w:ascii="Arial" w:hAnsi="Arial" w:cs="Arial"/>
-          <w:spacing w:val="-1"/>
-        </w:rPr>
-        <w:t>.</w:t>
+        <w:t>Excluye la dirección IP de la impresora.</w:t>
       </w:r>
     </w:p>
     <w:p>
       <w:pPr>
-        <w:pStyle w:val="ListParagraph"/>
+        <w:pStyle w:val="Prrafodelista"/>
         <w:widowControl/>
         <w:numPr>
           <w:ilvl w:val="0"/>
@@ -5974,7 +5946,7 @@
     </w:p>
     <w:p>
       <w:pPr>
-        <w:pStyle w:val="ListParagraph"/>
+        <w:pStyle w:val="Prrafodelista"/>
         <w:numPr>
           <w:ilvl w:val="0"/>
           <w:numId w:val="30"/>
@@ -5995,60 +5967,26 @@
           <w:rFonts w:ascii="Arial" w:hAnsi="Arial" w:cs="Arial"/>
           <w:spacing w:val="-1"/>
         </w:rPr>
-        <w:t xml:space="preserve">Excluye la dirección IP del default </w:t>
-      </w:r>
-      <w:proofErr w:type="spellStart"/>
-      <w:r>
-        <w:rPr>
-          <w:rFonts w:ascii="Arial" w:hAnsi="Arial" w:cs="Arial"/>
-          <w:spacing w:val="-1"/>
-        </w:rPr>
-        <w:t>gateway</w:t>
-      </w:r>
-      <w:proofErr w:type="spellEnd"/>
-      <w:r>
-        <w:rPr>
-          <w:rFonts w:ascii="Arial" w:hAnsi="Arial" w:cs="Arial"/>
-          <w:spacing w:val="-1"/>
-        </w:rPr>
-        <w:t xml:space="preserve"> de la </w:t>
-      </w:r>
-      <w:r>
-        <w:rPr>
-          <w:rFonts w:ascii="Arial" w:hAnsi="Arial" w:cs="Arial"/>
-          <w:b/>
-          <w:bCs/>
-          <w:spacing w:val="-1"/>
-        </w:rPr>
-        <w:t>VLAN</w:t>
-      </w:r>
-      <w:r>
-        <w:rPr>
-          <w:rFonts w:ascii="Arial" w:hAnsi="Arial" w:cs="Arial"/>
-          <w:spacing w:val="-1"/>
-        </w:rPr>
-        <w:t xml:space="preserve"> de </w:t>
-      </w:r>
-      <w:r>
-        <w:rPr>
-          <w:rFonts w:ascii="Arial" w:hAnsi="Arial" w:cs="Arial"/>
-          <w:b/>
-          <w:bCs/>
-          <w:spacing w:val="-1"/>
-        </w:rPr>
-        <w:t>Entretenimiento</w:t>
-      </w:r>
-      <w:r>
-        <w:rPr>
-          <w:rFonts w:ascii="Arial" w:hAnsi="Arial" w:cs="Arial"/>
-          <w:spacing w:val="-1"/>
-        </w:rPr>
-        <w:t xml:space="preserve">. </w:t>
+        <w:t>Configur</w:t>
+      </w:r>
+      <w:r>
+        <w:rPr>
+          <w:rFonts w:ascii="Arial" w:hAnsi="Arial" w:cs="Arial"/>
+          <w:spacing w:val="-1"/>
+        </w:rPr>
+        <w:t>e el</w:t>
+      </w:r>
+      <w:r>
+        <w:rPr>
+          <w:rFonts w:ascii="Arial" w:hAnsi="Arial" w:cs="Arial"/>
+          <w:spacing w:val="-1"/>
+        </w:rPr>
+        <w:t xml:space="preserve"> servidor DNS.</w:t>
       </w:r>
     </w:p>
     <w:p>
       <w:pPr>
-        <w:pStyle w:val="ListParagraph"/>
+        <w:pStyle w:val="Prrafodelista"/>
         <w:numPr>
           <w:ilvl w:val="0"/>
           <w:numId w:val="30"/>
@@ -6069,7 +6007,23 @@
           <w:rFonts w:ascii="Arial" w:hAnsi="Arial" w:cs="Arial"/>
           <w:spacing w:val="-1"/>
         </w:rPr>
-        <w:t xml:space="preserve">Activa el servicio de </w:t>
+        <w:t xml:space="preserve">Excluye la dirección IP del default </w:t>
+      </w:r>
+      <w:proofErr w:type="spellStart"/>
+      <w:r>
+        <w:rPr>
+          <w:rFonts w:ascii="Arial" w:hAnsi="Arial" w:cs="Arial"/>
+          <w:spacing w:val="-1"/>
+        </w:rPr>
+        <w:t>gateway</w:t>
+      </w:r>
+      <w:proofErr w:type="spellEnd"/>
+      <w:r>
+        <w:rPr>
+          <w:rFonts w:ascii="Arial" w:hAnsi="Arial" w:cs="Arial"/>
+          <w:spacing w:val="-1"/>
+        </w:rPr>
+        <w:t xml:space="preserve"> de la </w:t>
       </w:r>
       <w:r>
         <w:rPr>
@@ -6078,14 +6032,14 @@
           <w:bCs/>
           <w:spacing w:val="-1"/>
         </w:rPr>
-        <w:t>DHCP</w:t>
-      </w:r>
-      <w:r>
-        <w:rPr>
-          <w:rFonts w:ascii="Arial" w:hAnsi="Arial" w:cs="Arial"/>
-          <w:spacing w:val="-1"/>
-        </w:rPr>
-        <w:t xml:space="preserve"> en todos los equipos terminales de la </w:t>
+        <w:t>VLAN</w:t>
+      </w:r>
+      <w:r>
+        <w:rPr>
+          <w:rFonts w:ascii="Arial" w:hAnsi="Arial" w:cs="Arial"/>
+          <w:spacing w:val="-1"/>
+        </w:rPr>
+        <w:t xml:space="preserve"> de </w:t>
       </w:r>
       <w:r>
         <w:rPr>
@@ -6094,22 +6048,6 @@
           <w:bCs/>
           <w:spacing w:val="-1"/>
         </w:rPr>
-        <w:t xml:space="preserve">VLAN </w:t>
-      </w:r>
-      <w:r>
-        <w:rPr>
-          <w:rFonts w:ascii="Arial" w:hAnsi="Arial" w:cs="Arial"/>
-          <w:spacing w:val="-1"/>
-        </w:rPr>
-        <w:t xml:space="preserve">de </w:t>
-      </w:r>
-      <w:r>
-        <w:rPr>
-          <w:rFonts w:ascii="Arial" w:hAnsi="Arial" w:cs="Arial"/>
-          <w:b/>
-          <w:bCs/>
-          <w:spacing w:val="-1"/>
-        </w:rPr>
         <w:t>Entretenimiento</w:t>
       </w:r>
       <w:r>
@@ -6117,7 +6055,7 @@
           <w:rFonts w:ascii="Arial" w:hAnsi="Arial" w:cs="Arial"/>
           <w:spacing w:val="-1"/>
         </w:rPr>
-        <w:t>.</w:t>
+        <w:t xml:space="preserve">. </w:t>
       </w:r>
     </w:p>
     <w:p>
@@ -6133,7 +6071,7 @@
     </w:p>
     <w:p>
       <w:pPr>
-        <w:pStyle w:val="ListParagraph"/>
+        <w:pStyle w:val="Prrafodelista"/>
         <w:numPr>
           <w:ilvl w:val="0"/>
           <w:numId w:val="20"/>
@@ -6210,7 +6148,7 @@
     </w:p>
     <w:p>
       <w:pPr>
-        <w:pStyle w:val="ListParagraph"/>
+        <w:pStyle w:val="Prrafodelista"/>
         <w:numPr>
           <w:ilvl w:val="0"/>
           <w:numId w:val="20"/>
@@ -6338,7 +6276,7 @@
     </w:p>
     <w:p>
       <w:pPr>
-        <w:pStyle w:val="ListParagraph"/>
+        <w:pStyle w:val="Prrafodelista"/>
         <w:widowControl/>
         <w:numPr>
           <w:ilvl w:val="0"/>
@@ -6385,7 +6323,7 @@
     </w:p>
     <w:p>
       <w:pPr>
-        <w:pStyle w:val="ListParagraph"/>
+        <w:pStyle w:val="Prrafodelista"/>
         <w:widowControl/>
         <w:numPr>
           <w:ilvl w:val="0"/>
@@ -6492,7 +6430,7 @@
     </w:p>
     <w:p>
       <w:pPr>
-        <w:pStyle w:val="ListParagraph"/>
+        <w:pStyle w:val="Prrafodelista"/>
         <w:widowControl/>
         <w:numPr>
           <w:ilvl w:val="0"/>
@@ -6580,7 +6518,7 @@
     </w:p>
     <w:p>
       <w:pPr>
-        <w:pStyle w:val="ListParagraph"/>
+        <w:pStyle w:val="Prrafodelista"/>
         <w:widowControl/>
         <w:numPr>
           <w:ilvl w:val="0"/>
@@ -6653,7 +6591,7 @@
     </w:p>
     <w:p>
       <w:pPr>
-        <w:pStyle w:val="ListParagraph"/>
+        <w:pStyle w:val="Prrafodelista"/>
         <w:numPr>
           <w:ilvl w:val="0"/>
           <w:numId w:val="20"/>
@@ -6722,7 +6660,7 @@
     </w:p>
     <w:p>
       <w:pPr>
-        <w:pStyle w:val="ListParagraph"/>
+        <w:pStyle w:val="Prrafodelista"/>
         <w:numPr>
           <w:ilvl w:val="0"/>
           <w:numId w:val="20"/>
@@ -6741,25 +6679,34 @@
       <w:r>
         <w:rPr>
           <w:rFonts w:ascii="Arial" w:hAnsi="Arial" w:cs="Arial"/>
-          <w:spacing w:val="-1"/>
-        </w:rPr>
-        <w:t xml:space="preserve">Al terminar la configuración realiza las </w:t>
-      </w:r>
-      <w:r>
-        <w:rPr>
-          <w:rFonts w:ascii="Arial" w:hAnsi="Arial" w:cs="Arial"/>
           <w:b/>
           <w:bCs/>
           <w:spacing w:val="-1"/>
         </w:rPr>
-        <w:t>pruebas de conectividad</w:t>
-      </w:r>
-      <w:r>
-        <w:rPr>
-          <w:rFonts w:ascii="Arial" w:hAnsi="Arial" w:cs="Arial"/>
-          <w:spacing w:val="-1"/>
-        </w:rPr>
-        <w:t xml:space="preserve"> necesarias para comprobar la conexión entre los dispositivos de las </w:t>
+        <w:t>Habilitar</w:t>
+      </w:r>
+      <w:r>
+        <w:rPr>
+          <w:rFonts w:ascii="Arial" w:hAnsi="Arial" w:cs="Arial"/>
+          <w:spacing w:val="-1"/>
+        </w:rPr>
+        <w:t xml:space="preserve"> el servicio </w:t>
+      </w:r>
+      <w:r>
+        <w:rPr>
+          <w:rFonts w:ascii="Arial" w:hAnsi="Arial" w:cs="Arial"/>
+          <w:b/>
+          <w:bCs/>
+          <w:spacing w:val="-1"/>
+        </w:rPr>
+        <w:t>DHCP</w:t>
+      </w:r>
+      <w:r>
+        <w:rPr>
+          <w:rFonts w:ascii="Arial" w:hAnsi="Arial" w:cs="Arial"/>
+          <w:spacing w:val="-1"/>
+        </w:rPr>
+        <w:t xml:space="preserve"> en todos los dispositivos finales de las </w:t>
       </w:r>
       <w:proofErr w:type="spellStart"/>
       <w:r>
@@ -6775,12 +6722,120 @@
           <w:rFonts w:ascii="Arial" w:hAnsi="Arial" w:cs="Arial"/>
           <w:spacing w:val="-1"/>
         </w:rPr>
-        <w:t xml:space="preserve"> y la conexión con el exterior. </w:t>
+        <w:t xml:space="preserve"> de </w:t>
+      </w:r>
+      <w:proofErr w:type="spellStart"/>
+      <w:r>
+        <w:rPr>
+          <w:rFonts w:ascii="Arial" w:hAnsi="Arial" w:cs="Arial"/>
+          <w:b/>
+          <w:bCs/>
+          <w:spacing w:val="-1"/>
+        </w:rPr>
+        <w:t>HomeOffice</w:t>
+      </w:r>
+      <w:proofErr w:type="spellEnd"/>
+      <w:r>
+        <w:rPr>
+          <w:rFonts w:ascii="Arial" w:hAnsi="Arial" w:cs="Arial"/>
+          <w:spacing w:val="-1"/>
+        </w:rPr>
+        <w:t xml:space="preserve"> y </w:t>
+      </w:r>
+      <w:r>
+        <w:rPr>
+          <w:rFonts w:ascii="Arial" w:hAnsi="Arial" w:cs="Arial"/>
+          <w:b/>
+          <w:bCs/>
+          <w:spacing w:val="-1"/>
+        </w:rPr>
+        <w:t>Entretenimiento</w:t>
+      </w:r>
+      <w:r>
+        <w:rPr>
+          <w:rFonts w:ascii="Arial" w:hAnsi="Arial" w:cs="Arial"/>
+          <w:spacing w:val="-1"/>
+        </w:rPr>
+        <w:t xml:space="preserve">, con excepción de la </w:t>
+      </w:r>
+      <w:r>
+        <w:rPr>
+          <w:rFonts w:ascii="Arial" w:hAnsi="Arial" w:cs="Arial"/>
+          <w:b/>
+          <w:bCs/>
+          <w:spacing w:val="-1"/>
+        </w:rPr>
+        <w:t>impresora</w:t>
+      </w:r>
+      <w:r>
+        <w:rPr>
+          <w:rFonts w:ascii="Arial" w:hAnsi="Arial" w:cs="Arial"/>
+          <w:spacing w:val="-1"/>
+        </w:rPr>
+        <w:t>, la cual cuenta con direccionamiento estático.</w:t>
       </w:r>
     </w:p>
     <w:p>
       <w:pPr>
-        <w:pStyle w:val="ListParagraph"/>
+        <w:pStyle w:val="Prrafodelista"/>
+        <w:numPr>
+          <w:ilvl w:val="0"/>
+          <w:numId w:val="20"/>
+        </w:numPr>
+        <w:tabs>
+          <w:tab w:val="left" w:pos="941"/>
+        </w:tabs>
+        <w:spacing w:line="360" w:lineRule="exact"/>
+        <w:ind w:right="196"/>
+        <w:jc w:val="both"/>
+        <w:rPr>
+          <w:rFonts w:ascii="Arial" w:hAnsi="Arial" w:cs="Arial"/>
+          <w:spacing w:val="-1"/>
+        </w:rPr>
+      </w:pPr>
+      <w:r>
+        <w:rPr>
+          <w:rFonts w:ascii="Arial" w:hAnsi="Arial" w:cs="Arial"/>
+          <w:spacing w:val="-1"/>
+        </w:rPr>
+        <w:t xml:space="preserve">Al terminar la configuración realiza las </w:t>
+      </w:r>
+      <w:r>
+        <w:rPr>
+          <w:rFonts w:ascii="Arial" w:hAnsi="Arial" w:cs="Arial"/>
+          <w:b/>
+          <w:bCs/>
+          <w:spacing w:val="-1"/>
+        </w:rPr>
+        <w:t>pruebas de conectividad</w:t>
+      </w:r>
+      <w:r>
+        <w:rPr>
+          <w:rFonts w:ascii="Arial" w:hAnsi="Arial" w:cs="Arial"/>
+          <w:spacing w:val="-1"/>
+        </w:rPr>
+        <w:t xml:space="preserve"> necesarias para comprobar la conexión entre los dispositivos de las </w:t>
+      </w:r>
+      <w:proofErr w:type="spellStart"/>
+      <w:r>
+        <w:rPr>
+          <w:rFonts w:ascii="Arial" w:hAnsi="Arial" w:cs="Arial"/>
+          <w:spacing w:val="-1"/>
+        </w:rPr>
+        <w:t>VLANs</w:t>
+      </w:r>
+      <w:proofErr w:type="spellEnd"/>
+      <w:r>
+        <w:rPr>
+          <w:rFonts w:ascii="Arial" w:hAnsi="Arial" w:cs="Arial"/>
+          <w:spacing w:val="-1"/>
+        </w:rPr>
+        <w:t xml:space="preserve"> y la conexión con el exterior. </w:t>
+      </w:r>
+    </w:p>
+    <w:p>
+      <w:pPr>
+        <w:pStyle w:val="Prrafodelista"/>
         <w:tabs>
           <w:tab w:val="left" w:pos="941"/>
         </w:tabs>
@@ -6987,35 +7042,7 @@
               <w:rPr>
                 <w:rFonts w:ascii="Arial" w:hAnsi="Arial" w:cs="Arial"/>
               </w:rPr>
-              <w:t>(</w:t>
-            </w:r>
-            <w:proofErr w:type="spellStart"/>
-            <w:r>
-              <w:rPr>
-                <w:rFonts w:ascii="Arial" w:hAnsi="Arial" w:cs="Arial"/>
-              </w:rPr>
-              <w:t>Fail</w:t>
-            </w:r>
-            <w:proofErr w:type="spellEnd"/>
-            <w:r>
-              <w:rPr>
-                <w:rFonts w:ascii="Arial" w:hAnsi="Arial" w:cs="Arial"/>
-              </w:rPr>
-              <w:t xml:space="preserve"> / </w:t>
-            </w:r>
-            <w:proofErr w:type="spellStart"/>
-            <w:r>
-              <w:rPr>
-                <w:rFonts w:ascii="Arial" w:hAnsi="Arial" w:cs="Arial"/>
-              </w:rPr>
-              <w:t>Success</w:t>
-            </w:r>
-            <w:proofErr w:type="spellEnd"/>
-            <w:r>
-              <w:rPr>
-                <w:rFonts w:ascii="Arial" w:hAnsi="Arial" w:cs="Arial"/>
-              </w:rPr>
-              <w:t>)</w:t>
+              <w:t>(Fail / Success)</w:t>
             </w:r>
           </w:p>
         </w:tc>
@@ -7722,7 +7749,7 @@
     </w:tbl>
     <w:p>
       <w:pPr>
-        <w:pStyle w:val="ListParagraph"/>
+        <w:pStyle w:val="Prrafodelista"/>
         <w:spacing w:line="300" w:lineRule="exact"/>
         <w:ind w:left="357" w:right="102"/>
         <w:jc w:val="both"/>
@@ -7735,7 +7762,7 @@
     </w:p>
     <w:p>
       <w:pPr>
-        <w:pStyle w:val="ListParagraph"/>
+        <w:pStyle w:val="Prrafodelista"/>
         <w:spacing w:line="300" w:lineRule="exact"/>
         <w:ind w:left="357" w:right="102"/>
         <w:jc w:val="both"/>
@@ -8493,7 +8520,6 @@
           <w:rFonts w:ascii="Arial" w:hAnsi="Arial" w:cs="Arial"/>
           <w:spacing w:val="-1"/>
         </w:rPr>
-        <w:lastRenderedPageBreak/>
         <w:t>Agrega,</w:t>
       </w:r>
       <w:r>
@@ -8969,7 +8995,7 @@
     <w:sectPr>
       <w:footerReference w:type="default" r:id="rId9"/>
       <w:pgSz w:w="12240" w:h="15840"/>
-      <w:pgMar w:top="709" w:right="600" w:bottom="1135" w:left="600" w:header="0" w:footer="1382" w:gutter="0"/>
+      <w:pgMar w:top="709" w:right="600" w:bottom="851" w:left="600" w:header="0" w:footer="1382" w:gutter="0"/>
       <w:cols w:space="720"/>
     </w:sectPr>
   </w:body>
@@ -9273,7 +9299,7 @@
                       <w:txbxContent>
                         <w:p>
                           <w:pPr>
-                            <w:pStyle w:val="BodyText"/>
+                            <w:pStyle w:val="Textoindependiente"/>
                             <w:spacing w:before="0" w:line="203" w:lineRule="exact"/>
                             <w:ind w:left="40"/>
                             <w:rPr>
@@ -13461,7 +13487,7 @@
       <w:lang w:val="es-MX"/>
     </w:rPr>
   </w:style>
-  <w:style w:type="paragraph" w:styleId="Heading1">
+  <w:style w:type="paragraph" w:styleId="Ttulo1">
     <w:name w:val="heading 1"/>
     <w:basedOn w:val="Normal"/>
     <w:uiPriority w:val="9"/>
@@ -13477,7 +13503,7 @@
       <w:szCs w:val="28"/>
     </w:rPr>
   </w:style>
-  <w:style w:type="paragraph" w:styleId="Heading2">
+  <w:style w:type="paragraph" w:styleId="Ttulo2">
     <w:name w:val="heading 2"/>
     <w:basedOn w:val="Normal"/>
     <w:uiPriority w:val="9"/>
@@ -13496,7 +13522,7 @@
       <w:szCs w:val="24"/>
     </w:rPr>
   </w:style>
-  <w:style w:type="paragraph" w:styleId="Heading3">
+  <w:style w:type="paragraph" w:styleId="Ttulo3">
     <w:name w:val="heading 3"/>
     <w:basedOn w:val="Normal"/>
     <w:uiPriority w:val="9"/>
@@ -13512,7 +13538,7 @@
       <w:szCs w:val="24"/>
     </w:rPr>
   </w:style>
-  <w:style w:type="paragraph" w:styleId="Heading4">
+  <w:style w:type="paragraph" w:styleId="Ttulo4">
     <w:name w:val="heading 4"/>
     <w:basedOn w:val="Normal"/>
     <w:uiPriority w:val="9"/>
@@ -13526,7 +13552,7 @@
       <w:rFonts w:ascii="Arial" w:eastAsia="Arial" w:hAnsi="Arial"/>
     </w:rPr>
   </w:style>
-  <w:style w:type="paragraph" w:styleId="Heading5">
+  <w:style w:type="paragraph" w:styleId="Ttulo5">
     <w:name w:val="heading 5"/>
     <w:basedOn w:val="Normal"/>
     <w:uiPriority w:val="9"/>
@@ -13545,7 +13571,7 @@
       <w:szCs w:val="20"/>
     </w:rPr>
   </w:style>
-  <w:style w:type="paragraph" w:styleId="Heading6">
+  <w:style w:type="paragraph" w:styleId="Ttulo6">
     <w:name w:val="heading 6"/>
     <w:basedOn w:val="Normal"/>
     <w:uiPriority w:val="9"/>
@@ -13564,13 +13590,12 @@
       <w:szCs w:val="18"/>
     </w:rPr>
   </w:style>
-  <w:style w:type="character" w:default="1" w:styleId="DefaultParagraphFont">
+  <w:style w:type="character" w:default="1" w:styleId="Fuentedeprrafopredeter">
     <w:name w:val="Default Paragraph Font"/>
     <w:uiPriority w:val="1"/>
-    <w:semiHidden/>
     <w:unhideWhenUsed/>
   </w:style>
-  <w:style w:type="table" w:default="1" w:styleId="TableNormal">
+  <w:style w:type="table" w:default="1" w:styleId="Tablanormal">
     <w:name w:val="Normal Table"/>
     <w:uiPriority w:val="99"/>
     <w:semiHidden/>
@@ -13585,7 +13610,7 @@
       </w:tblCellMar>
     </w:tblPr>
   </w:style>
-  <w:style w:type="numbering" w:default="1" w:styleId="NoList">
+  <w:style w:type="numbering" w:default="1" w:styleId="Sinlista">
     <w:name w:val="No List"/>
     <w:uiPriority w:val="99"/>
     <w:semiHidden/>
@@ -13607,7 +13632,7 @@
       </w:tblCellMar>
     </w:tblPr>
   </w:style>
-  <w:style w:type="paragraph" w:styleId="TOC1">
+  <w:style w:type="paragraph" w:styleId="TDC1">
     <w:name w:val="toc 1"/>
     <w:basedOn w:val="Normal"/>
     <w:uiPriority w:val="1"/>
@@ -13622,7 +13647,7 @@
       <w:szCs w:val="18"/>
     </w:rPr>
   </w:style>
-  <w:style w:type="paragraph" w:styleId="TOC2">
+  <w:style w:type="paragraph" w:styleId="TDC2">
     <w:name w:val="toc 2"/>
     <w:basedOn w:val="Normal"/>
     <w:uiPriority w:val="1"/>
@@ -13638,7 +13663,7 @@
       <w:i/>
     </w:rPr>
   </w:style>
-  <w:style w:type="paragraph" w:styleId="TOC3">
+  <w:style w:type="paragraph" w:styleId="TDC3">
     <w:name w:val="toc 3"/>
     <w:basedOn w:val="Normal"/>
     <w:uiPriority w:val="1"/>
@@ -13653,7 +13678,7 @@
       <w:szCs w:val="18"/>
     </w:rPr>
   </w:style>
-  <w:style w:type="paragraph" w:styleId="BodyText">
+  <w:style w:type="paragraph" w:styleId="Textoindependiente">
     <w:name w:val="Body Text"/>
     <w:basedOn w:val="Normal"/>
     <w:uiPriority w:val="1"/>
@@ -13668,7 +13693,7 @@
       <w:szCs w:val="18"/>
     </w:rPr>
   </w:style>
-  <w:style w:type="paragraph" w:styleId="ListParagraph">
+  <w:style w:type="paragraph" w:styleId="Prrafodelista">
     <w:name w:val="List Paragraph"/>
     <w:basedOn w:val="Normal"/>
     <w:uiPriority w:val="1"/>
@@ -13680,10 +13705,10 @@
     <w:uiPriority w:val="1"/>
     <w:qFormat/>
   </w:style>
-  <w:style w:type="paragraph" w:styleId="Header">
+  <w:style w:type="paragraph" w:styleId="Encabezado">
     <w:name w:val="header"/>
     <w:basedOn w:val="Normal"/>
-    <w:link w:val="HeaderChar"/>
+    <w:link w:val="EncabezadoCar"/>
     <w:uiPriority w:val="99"/>
     <w:unhideWhenUsed/>
     <w:rsid w:val="00541679"/>
@@ -13694,20 +13719,20 @@
       </w:tabs>
     </w:pPr>
   </w:style>
-  <w:style w:type="character" w:customStyle="1" w:styleId="HeaderChar">
-    <w:name w:val="Header Char"/>
-    <w:basedOn w:val="DefaultParagraphFont"/>
-    <w:link w:val="Header"/>
+  <w:style w:type="character" w:customStyle="1" w:styleId="EncabezadoCar">
+    <w:name w:val="Encabezado Car"/>
+    <w:basedOn w:val="Fuentedeprrafopredeter"/>
+    <w:link w:val="Encabezado"/>
     <w:uiPriority w:val="99"/>
     <w:rsid w:val="00541679"/>
     <w:rPr>
       <w:lang w:val="es-MX"/>
     </w:rPr>
   </w:style>
-  <w:style w:type="paragraph" w:styleId="Footer">
+  <w:style w:type="paragraph" w:styleId="Piedepgina">
     <w:name w:val="footer"/>
     <w:basedOn w:val="Normal"/>
-    <w:link w:val="FooterChar"/>
+    <w:link w:val="PiedepginaCar"/>
     <w:uiPriority w:val="99"/>
     <w:unhideWhenUsed/>
     <w:rsid w:val="00541679"/>
@@ -13718,10 +13743,10 @@
       </w:tabs>
     </w:pPr>
   </w:style>
-  <w:style w:type="character" w:customStyle="1" w:styleId="FooterChar">
-    <w:name w:val="Footer Char"/>
-    <w:basedOn w:val="DefaultParagraphFont"/>
-    <w:link w:val="Footer"/>
+  <w:style w:type="character" w:customStyle="1" w:styleId="PiedepginaCar">
+    <w:name w:val="Pie de página Car"/>
+    <w:basedOn w:val="Fuentedeprrafopredeter"/>
+    <w:link w:val="Piedepgina"/>
     <w:uiPriority w:val="99"/>
     <w:rsid w:val="00541679"/>
     <w:rPr>

--- a/Calendario2026/Actividades/Actividad15_VLANs/15. ConfiguracionVLANs.docx
+++ b/Calendario2026/Actividades/Actividad15_VLANs/15. ConfiguracionVLANs.docx
@@ -107,7 +107,6 @@
         </w:rPr>
         <w:t xml:space="preserve">básica de </w:t>
       </w:r>
-      <w:proofErr w:type="spellStart"/>
       <w:r>
         <w:rPr>
           <w:rFonts w:cs="Arial"/>
@@ -118,7 +117,6 @@
         </w:rPr>
         <w:t>VLANs</w:t>
       </w:r>
-      <w:proofErr w:type="spellEnd"/>
       <w:r>
         <w:rPr>
           <w:rFonts w:cs="Arial"/>
@@ -686,7 +684,6 @@
         </w:rPr>
         <w:t xml:space="preserve"> </w:t>
       </w:r>
-      <w:proofErr w:type="spellStart"/>
       <w:r>
         <w:rPr>
           <w:rFonts w:ascii="Arial" w:hAnsi="Arial" w:cs="Arial"/>
@@ -698,7 +695,6 @@
         </w:rPr>
         <w:t>Consulting</w:t>
       </w:r>
-      <w:proofErr w:type="spellEnd"/>
       <w:r>
         <w:rPr>
           <w:rFonts w:ascii="Arial" w:hAnsi="Arial" w:cs="Arial"/>
@@ -2060,7 +2056,6 @@
         </w:rPr>
         <w:t xml:space="preserve"> </w:t>
       </w:r>
-      <w:proofErr w:type="spellStart"/>
       <w:r>
         <w:rPr>
           <w:rFonts w:ascii="Arial" w:hAnsi="Arial" w:cs="Arial"/>
@@ -2070,7 +2065,6 @@
         </w:rPr>
         <w:t>Consulting</w:t>
       </w:r>
-      <w:proofErr w:type="spellEnd"/>
       <w:r>
         <w:rPr>
           <w:rFonts w:ascii="Arial" w:hAnsi="Arial" w:cs="Arial"/>
@@ -2597,7 +2591,6 @@
         </w:rPr>
         <w:t xml:space="preserve"> </w:t>
       </w:r>
-      <w:proofErr w:type="spellStart"/>
       <w:r>
         <w:rPr>
           <w:rFonts w:ascii="Arial" w:hAnsi="Arial" w:cs="Arial"/>
@@ -2607,7 +2600,6 @@
         </w:rPr>
         <w:t>Consulting</w:t>
       </w:r>
-      <w:proofErr w:type="spellEnd"/>
       <w:r>
         <w:rPr>
           <w:rFonts w:ascii="Arial" w:hAnsi="Arial" w:cs="Arial"/>
@@ -3253,29 +3245,7 @@
           <w:sz w:val="22"/>
           <w:szCs w:val="22"/>
         </w:rPr>
-        <w:t xml:space="preserve">utilizando </w:t>
-      </w:r>
-      <w:proofErr w:type="spellStart"/>
-      <w:r>
-        <w:rPr>
-          <w:rFonts w:ascii="Arial" w:hAnsi="Arial" w:cs="Arial"/>
-          <w:color w:val="2C3A45"/>
-          <w:spacing w:val="-1"/>
-          <w:sz w:val="22"/>
-          <w:szCs w:val="22"/>
-        </w:rPr>
-        <w:t>VLANs</w:t>
-      </w:r>
-      <w:proofErr w:type="spellEnd"/>
-      <w:r>
-        <w:rPr>
-          <w:rFonts w:ascii="Arial" w:hAnsi="Arial" w:cs="Arial"/>
-          <w:color w:val="2C3A45"/>
-          <w:spacing w:val="-1"/>
-          <w:sz w:val="22"/>
-          <w:szCs w:val="22"/>
-        </w:rPr>
-        <w:t>.</w:t>
+        <w:t>utilizando VLANs.</w:t>
       </w:r>
     </w:p>
     <w:p>
@@ -4847,7 +4817,6 @@
         </w:rPr>
         <w:t xml:space="preserve"> (</w:t>
       </w:r>
-      <w:proofErr w:type="spellStart"/>
       <w:r>
         <w:rPr>
           <w:rFonts w:ascii="Arial" w:hAnsi="Arial" w:cs="Arial"/>
@@ -4875,7 +4844,6 @@
         </w:rPr>
         <w:t>i</w:t>
       </w:r>
-      <w:proofErr w:type="spellEnd"/>
       <w:r>
         <w:rPr>
           <w:rFonts w:ascii="Arial" w:hAnsi="Arial" w:cs="Arial"/>
@@ -4954,23 +4922,7 @@
           <w:rFonts w:ascii="Arial" w:hAnsi="Arial" w:cs="Arial"/>
           <w:spacing w:val="-1"/>
         </w:rPr>
-        <w:t xml:space="preserve"> entre los equipos de las </w:t>
-      </w:r>
-      <w:proofErr w:type="spellStart"/>
-      <w:r>
-        <w:rPr>
-          <w:rFonts w:ascii="Arial" w:hAnsi="Arial" w:cs="Arial"/>
-          <w:spacing w:val="-1"/>
-        </w:rPr>
-        <w:t>VLANs</w:t>
-      </w:r>
-      <w:proofErr w:type="spellEnd"/>
-      <w:r>
-        <w:rPr>
-          <w:rFonts w:ascii="Arial" w:hAnsi="Arial" w:cs="Arial"/>
-          <w:spacing w:val="-1"/>
-        </w:rPr>
-        <w:t xml:space="preserve"> y la conexión con el exterior,</w:t>
+        <w:t xml:space="preserve"> entre los equipos de las VLANs y la conexión con el exterior,</w:t>
       </w:r>
       <w:r>
         <w:rPr>
@@ -5108,23 +5060,7 @@
           <w:rFonts w:ascii="Arial" w:hAnsi="Arial" w:cs="Arial"/>
           <w:spacing w:val="-1"/>
         </w:rPr>
-        <w:t>Pueden ser rutas estáticas directamente conectadas o recursivas (</w:t>
-      </w:r>
-      <w:proofErr w:type="spellStart"/>
-      <w:r>
-        <w:rPr>
-          <w:rFonts w:ascii="Arial" w:hAnsi="Arial" w:cs="Arial"/>
-          <w:spacing w:val="-1"/>
-        </w:rPr>
-        <w:t>next</w:t>
-      </w:r>
-      <w:proofErr w:type="spellEnd"/>
-      <w:r>
-        <w:rPr>
-          <w:rFonts w:ascii="Arial" w:hAnsi="Arial" w:cs="Arial"/>
-          <w:spacing w:val="-1"/>
-        </w:rPr>
-        <w:t>-hop).</w:t>
+        <w:t>Pueden ser rutas estáticas directamente conectadas o recursivas (next-hop).</w:t>
       </w:r>
     </w:p>
     <w:p>
@@ -5151,7 +5087,6 @@
         </w:rPr>
         <w:t xml:space="preserve">Ruta estática hacia la red de </w:t>
       </w:r>
-      <w:proofErr w:type="spellStart"/>
       <w:r>
         <w:rPr>
           <w:rFonts w:ascii="Arial" w:hAnsi="Arial" w:cs="Arial"/>
@@ -5161,7 +5096,6 @@
         </w:rPr>
         <w:t>HomeOffice</w:t>
       </w:r>
-      <w:proofErr w:type="spellEnd"/>
     </w:p>
     <w:p>
       <w:pPr>
@@ -5281,7 +5215,6 @@
         </w:rPr>
         <w:t xml:space="preserve"> </w:t>
       </w:r>
-      <w:proofErr w:type="spellStart"/>
       <w:r>
         <w:rPr>
           <w:rFonts w:ascii="Arial" w:hAnsi="Arial" w:cs="Arial"/>
@@ -5292,7 +5225,6 @@
         </w:rPr>
         <w:t>MyNewProject</w:t>
       </w:r>
-      <w:proofErr w:type="spellEnd"/>
       <w:r>
         <w:rPr>
           <w:rFonts w:ascii="Arial" w:hAnsi="Arial" w:cs="Arial"/>
@@ -5373,7 +5305,6 @@
         </w:rPr>
         <w:t>que conecta con el ISP (</w:t>
       </w:r>
-      <w:proofErr w:type="spellStart"/>
       <w:r>
         <w:rPr>
           <w:rFonts w:ascii="Arial" w:hAnsi="Arial" w:cs="Arial"/>
@@ -5401,7 +5332,6 @@
         </w:rPr>
         <w:t>i</w:t>
       </w:r>
-      <w:proofErr w:type="spellEnd"/>
       <w:r>
         <w:rPr>
           <w:rFonts w:ascii="Arial" w:hAnsi="Arial" w:cs="Arial"/>
@@ -5455,23 +5385,7 @@
           <w:rFonts w:ascii="Arial" w:hAnsi="Arial" w:cs="Arial"/>
           <w:spacing w:val="-1"/>
         </w:rPr>
-        <w:t xml:space="preserve"> de las </w:t>
-      </w:r>
-      <w:proofErr w:type="spellStart"/>
-      <w:r>
-        <w:rPr>
-          <w:rFonts w:ascii="Arial" w:hAnsi="Arial" w:cs="Arial"/>
-          <w:spacing w:val="-1"/>
-        </w:rPr>
-        <w:t>VLANs</w:t>
-      </w:r>
-      <w:proofErr w:type="spellEnd"/>
-      <w:r>
-        <w:rPr>
-          <w:rFonts w:ascii="Arial" w:hAnsi="Arial" w:cs="Arial"/>
-          <w:spacing w:val="-1"/>
-        </w:rPr>
-        <w:t xml:space="preserve"> (1, 10 y 20)</w:t>
+        <w:t xml:space="preserve"> de las VLANs (1, 10 y 20)</w:t>
       </w:r>
       <w:r>
         <w:rPr>
@@ -5560,27 +5474,7 @@
           <w:bCs/>
           <w:spacing w:val="-1"/>
         </w:rPr>
-        <w:t>ruta por default directamente conectada o recursiva (</w:t>
-      </w:r>
-      <w:proofErr w:type="spellStart"/>
-      <w:r>
-        <w:rPr>
-          <w:rFonts w:ascii="Arial" w:hAnsi="Arial" w:cs="Arial"/>
-          <w:b/>
-          <w:bCs/>
-          <w:spacing w:val="-1"/>
-        </w:rPr>
-        <w:t>next</w:t>
-      </w:r>
-      <w:proofErr w:type="spellEnd"/>
-      <w:r>
-        <w:rPr>
-          <w:rFonts w:ascii="Arial" w:hAnsi="Arial" w:cs="Arial"/>
-          <w:b/>
-          <w:bCs/>
-          <w:spacing w:val="-1"/>
-        </w:rPr>
-        <w:t>-hop)</w:t>
+        <w:t>ruta por default directamente conectada o recursiva (next-hop)</w:t>
       </w:r>
       <w:r>
         <w:rPr>
@@ -5677,7 +5571,6 @@
         </w:rPr>
         <w:t xml:space="preserve"> de </w:t>
       </w:r>
-      <w:proofErr w:type="spellStart"/>
       <w:r>
         <w:rPr>
           <w:rFonts w:ascii="Arial" w:hAnsi="Arial" w:cs="Arial"/>
@@ -5687,7 +5580,6 @@
         </w:rPr>
         <w:t>HomeOffice</w:t>
       </w:r>
-      <w:proofErr w:type="spellEnd"/>
       <w:r>
         <w:rPr>
           <w:rFonts w:ascii="Arial" w:hAnsi="Arial" w:cs="Arial"/>
@@ -5770,23 +5662,7 @@
           <w:rFonts w:ascii="Arial" w:hAnsi="Arial" w:cs="Arial"/>
           <w:spacing w:val="-1"/>
         </w:rPr>
-        <w:t xml:space="preserve">Excluye la dirección IP del default </w:t>
-      </w:r>
-      <w:proofErr w:type="spellStart"/>
-      <w:r>
-        <w:rPr>
-          <w:rFonts w:ascii="Arial" w:hAnsi="Arial" w:cs="Arial"/>
-          <w:spacing w:val="-1"/>
-        </w:rPr>
-        <w:t>gateway</w:t>
-      </w:r>
-      <w:proofErr w:type="spellEnd"/>
-      <w:r>
-        <w:rPr>
-          <w:rFonts w:ascii="Arial" w:hAnsi="Arial" w:cs="Arial"/>
-          <w:spacing w:val="-1"/>
-        </w:rPr>
-        <w:t xml:space="preserve"> de la </w:t>
+        <w:t xml:space="preserve">Excluye la dirección IP del default gateway de la </w:t>
       </w:r>
       <w:r>
         <w:rPr>
@@ -5804,7 +5680,6 @@
         </w:rPr>
         <w:t xml:space="preserve"> de </w:t>
       </w:r>
-      <w:proofErr w:type="spellStart"/>
       <w:r>
         <w:rPr>
           <w:rFonts w:ascii="Arial" w:hAnsi="Arial" w:cs="Arial"/>
@@ -5814,7 +5689,6 @@
         </w:rPr>
         <w:t>HomeOffice</w:t>
       </w:r>
-      <w:proofErr w:type="spellEnd"/>
       <w:r>
         <w:rPr>
           <w:rFonts w:ascii="Arial" w:hAnsi="Arial" w:cs="Arial"/>
@@ -6007,23 +5881,7 @@
           <w:rFonts w:ascii="Arial" w:hAnsi="Arial" w:cs="Arial"/>
           <w:spacing w:val="-1"/>
         </w:rPr>
-        <w:t xml:space="preserve">Excluye la dirección IP del default </w:t>
-      </w:r>
-      <w:proofErr w:type="spellStart"/>
-      <w:r>
-        <w:rPr>
-          <w:rFonts w:ascii="Arial" w:hAnsi="Arial" w:cs="Arial"/>
-          <w:spacing w:val="-1"/>
-        </w:rPr>
-        <w:t>gateway</w:t>
-      </w:r>
-      <w:proofErr w:type="spellEnd"/>
-      <w:r>
-        <w:rPr>
-          <w:rFonts w:ascii="Arial" w:hAnsi="Arial" w:cs="Arial"/>
-          <w:spacing w:val="-1"/>
-        </w:rPr>
-        <w:t xml:space="preserve"> de la </w:t>
+        <w:t xml:space="preserve">Excluye la dirección IP del default gateway de la </w:t>
       </w:r>
       <w:r>
         <w:rPr>
@@ -6118,18 +5976,32 @@
       <w:r>
         <w:rPr>
           <w:rFonts w:ascii="Arial" w:hAnsi="Arial" w:cs="Arial"/>
+          <w:spacing w:val="-1"/>
+        </w:rPr>
+        <w:t xml:space="preserve">IP de la </w:t>
+      </w:r>
+      <w:r>
+        <w:rPr>
+          <w:rFonts w:ascii="Arial" w:hAnsi="Arial" w:cs="Arial"/>
           <w:b/>
           <w:bCs/>
           <w:spacing w:val="-1"/>
         </w:rPr>
-        <w:t>IP de la impresora</w:t>
-      </w:r>
-      <w:r>
-        <w:rPr>
-          <w:rFonts w:ascii="Arial" w:hAnsi="Arial" w:cs="Arial"/>
-          <w:spacing w:val="-1"/>
-        </w:rPr>
-        <w:t xml:space="preserve">, máscara de subred y </w:t>
+        <w:t>impresora</w:t>
+      </w:r>
+      <w:r>
+        <w:rPr>
+          <w:rFonts w:ascii="Arial" w:hAnsi="Arial" w:cs="Arial"/>
+          <w:spacing w:val="-1"/>
+        </w:rPr>
+        <w:t>, máscara de subred</w:t>
+      </w:r>
+      <w:r>
+        <w:rPr>
+          <w:rFonts w:ascii="Arial" w:hAnsi="Arial" w:cs="Arial"/>
+          <w:spacing w:val="-1"/>
+        </w:rPr>
+        <w:t xml:space="preserve">, </w:t>
       </w:r>
       <w:r>
         <w:rPr>
@@ -6137,6 +6009,20 @@
           <w:spacing w:val="-1"/>
         </w:rPr>
         <w:t>puerta de enlace predeterminada</w:t>
+      </w:r>
+      <w:r>
+        <w:rPr>
+          <w:rFonts w:ascii="Arial" w:hAnsi="Arial" w:cs="Arial"/>
+          <w:spacing w:val="-1"/>
+        </w:rPr>
+        <w:t xml:space="preserve"> (default-gateway)</w:t>
+      </w:r>
+      <w:r>
+        <w:rPr>
+          <w:rFonts w:ascii="Arial" w:hAnsi="Arial" w:cs="Arial"/>
+          <w:spacing w:val="-1"/>
+        </w:rPr>
+        <w:t xml:space="preserve"> y servidor DNS</w:t>
       </w:r>
       <w:r>
         <w:rPr>
@@ -6251,20 +6137,8 @@
           <w:spacing w:val="-1"/>
           <w:lang w:val="en-US"/>
         </w:rPr>
-        <w:t>S-</w:t>
-      </w:r>
-      <w:proofErr w:type="spellStart"/>
-      <w:r>
-        <w:rPr>
-          <w:rFonts w:ascii="Arial" w:hAnsi="Arial" w:cs="Arial"/>
-          <w:b/>
-          <w:bCs/>
-          <w:spacing w:val="-1"/>
-          <w:lang w:val="en-US"/>
-        </w:rPr>
-        <w:t>NewVLANs</w:t>
-      </w:r>
-      <w:proofErr w:type="spellEnd"/>
+        <w:t>S-NewVLANs</w:t>
+      </w:r>
       <w:r>
         <w:rPr>
           <w:rFonts w:ascii="Arial" w:hAnsi="Arial" w:cs="Arial"/>
@@ -6302,23 +6176,7 @@
           <w:rFonts w:ascii="Arial" w:hAnsi="Arial" w:cs="Arial"/>
           <w:spacing w:val="-1"/>
         </w:rPr>
-        <w:t xml:space="preserve">ción de las </w:t>
-      </w:r>
-      <w:proofErr w:type="spellStart"/>
-      <w:r>
-        <w:rPr>
-          <w:rFonts w:ascii="Arial" w:hAnsi="Arial" w:cs="Arial"/>
-          <w:spacing w:val="-1"/>
-        </w:rPr>
-        <w:t>VLANs</w:t>
-      </w:r>
-      <w:proofErr w:type="spellEnd"/>
-      <w:r>
-        <w:rPr>
-          <w:rFonts w:ascii="Arial" w:hAnsi="Arial" w:cs="Arial"/>
-          <w:spacing w:val="-1"/>
-        </w:rPr>
-        <w:t>.</w:t>
+        <w:t>ción de las VLANs.</w:t>
       </w:r>
     </w:p>
     <w:p>
@@ -6448,17 +6306,8 @@
           <w:rFonts w:ascii="Arial" w:hAnsi="Arial" w:cs="Arial"/>
           <w:spacing w:val="-1"/>
         </w:rPr>
-        <w:t xml:space="preserve">Asignación de puertos a las </w:t>
-      </w:r>
-      <w:proofErr w:type="spellStart"/>
-      <w:r>
-        <w:rPr>
-          <w:rFonts w:ascii="Arial" w:hAnsi="Arial" w:cs="Arial"/>
-          <w:spacing w:val="-1"/>
-        </w:rPr>
-        <w:t>VLANs</w:t>
-      </w:r>
-      <w:proofErr w:type="spellEnd"/>
+        <w:t>Asignación de puertos a las VLANs</w:t>
+      </w:r>
       <w:r>
         <w:rPr>
           <w:rFonts w:ascii="Arial" w:hAnsi="Arial" w:cs="Arial"/>
@@ -6637,19 +6486,8 @@
           <w:bCs/>
           <w:spacing w:val="-1"/>
         </w:rPr>
-        <w:t>S-</w:t>
-      </w:r>
-      <w:proofErr w:type="spellStart"/>
-      <w:r>
-        <w:rPr>
-          <w:rFonts w:ascii="Arial" w:hAnsi="Arial" w:cs="Arial"/>
-          <w:b/>
-          <w:bCs/>
-          <w:spacing w:val="-1"/>
-        </w:rPr>
-        <w:t>NewVLANs</w:t>
-      </w:r>
-      <w:proofErr w:type="spellEnd"/>
+        <w:t>S-NewVLANs</w:t>
+      </w:r>
       <w:r>
         <w:rPr>
           <w:rFonts w:ascii="Arial" w:hAnsi="Arial" w:cs="Arial"/>
@@ -6706,25 +6544,8 @@
           <w:rFonts w:ascii="Arial" w:hAnsi="Arial" w:cs="Arial"/>
           <w:spacing w:val="-1"/>
         </w:rPr>
-        <w:t xml:space="preserve"> en todos los dispositivos finales de las </w:t>
-      </w:r>
-      <w:proofErr w:type="spellStart"/>
-      <w:r>
-        <w:rPr>
-          <w:rFonts w:ascii="Arial" w:hAnsi="Arial" w:cs="Arial"/>
-          <w:spacing w:val="-1"/>
-        </w:rPr>
-        <w:t>VLANs</w:t>
-      </w:r>
-      <w:proofErr w:type="spellEnd"/>
-      <w:r>
-        <w:rPr>
-          <w:rFonts w:ascii="Arial" w:hAnsi="Arial" w:cs="Arial"/>
-          <w:spacing w:val="-1"/>
-        </w:rPr>
-        <w:t xml:space="preserve"> de </w:t>
-      </w:r>
-      <w:proofErr w:type="spellStart"/>
+        <w:t xml:space="preserve"> en todos los dispositivos finales de las VLANs de </w:t>
+      </w:r>
       <w:r>
         <w:rPr>
           <w:rFonts w:ascii="Arial" w:hAnsi="Arial" w:cs="Arial"/>
@@ -6734,7 +6555,6 @@
         </w:rPr>
         <w:t>HomeOffice</w:t>
       </w:r>
-      <w:proofErr w:type="spellEnd"/>
       <w:r>
         <w:rPr>
           <w:rFonts w:ascii="Arial" w:hAnsi="Arial" w:cs="Arial"/>
@@ -6814,23 +6634,7 @@
           <w:rFonts w:ascii="Arial" w:hAnsi="Arial" w:cs="Arial"/>
           <w:spacing w:val="-1"/>
         </w:rPr>
-        <w:t xml:space="preserve"> necesarias para comprobar la conexión entre los dispositivos de las </w:t>
-      </w:r>
-      <w:proofErr w:type="spellStart"/>
-      <w:r>
-        <w:rPr>
-          <w:rFonts w:ascii="Arial" w:hAnsi="Arial" w:cs="Arial"/>
-          <w:spacing w:val="-1"/>
-        </w:rPr>
-        <w:t>VLANs</w:t>
-      </w:r>
-      <w:proofErr w:type="spellEnd"/>
-      <w:r>
-        <w:rPr>
-          <w:rFonts w:ascii="Arial" w:hAnsi="Arial" w:cs="Arial"/>
-          <w:spacing w:val="-1"/>
-        </w:rPr>
-        <w:t xml:space="preserve"> y la conexión con el exterior. </w:t>
+        <w:t xml:space="preserve"> necesarias para comprobar la conexión entre los dispositivos de las VLANs y la conexión con el exterior. </w:t>
       </w:r>
     </w:p>
     <w:p>
@@ -7067,7 +6871,6 @@
                 <w:color w:val="000000"/>
               </w:rPr>
             </w:pPr>
-            <w:proofErr w:type="spellStart"/>
             <w:r>
               <w:rPr>
                 <w:rFonts w:ascii="Arial" w:hAnsi="Arial" w:cs="Arial"/>
@@ -7077,7 +6880,6 @@
               </w:rPr>
               <w:t>Smarthphone</w:t>
             </w:r>
-            <w:proofErr w:type="spellEnd"/>
           </w:p>
         </w:tc>
         <w:tc>
@@ -7094,7 +6896,6 @@
                 <w:color w:val="FF0000"/>
               </w:rPr>
             </w:pPr>
-            <w:proofErr w:type="spellStart"/>
             <w:r>
               <w:rPr>
                 <w:rFonts w:ascii="Arial" w:hAnsi="Arial" w:cs="Arial"/>
@@ -7104,7 +6905,6 @@
               </w:rPr>
               <w:t>Printer</w:t>
             </w:r>
-            <w:proofErr w:type="spellEnd"/>
           </w:p>
         </w:tc>
         <w:tc>
@@ -7787,7 +7587,6 @@
         </w:rPr>
         <w:t xml:space="preserve">e el servidor de </w:t>
       </w:r>
-      <w:proofErr w:type="spellStart"/>
       <w:r>
         <w:rPr>
           <w:rFonts w:ascii="Arial" w:hAnsi="Arial" w:cs="Arial"/>
@@ -7818,7 +7617,6 @@
         </w:rPr>
         <w:t>i</w:t>
       </w:r>
-      <w:proofErr w:type="spellEnd"/>
       <w:r>
         <w:rPr>
           <w:rFonts w:ascii="Arial" w:hAnsi="Arial" w:cs="Arial"/>
@@ -7952,19 +7750,8 @@
           <w:bCs/>
           <w:color w:val="000000" w:themeColor="text1"/>
         </w:rPr>
-        <w:t>S-</w:t>
-      </w:r>
-      <w:proofErr w:type="spellStart"/>
-      <w:r>
-        <w:rPr>
-          <w:rFonts w:ascii="Arial" w:hAnsi="Arial" w:cs="Arial"/>
-          <w:b/>
-          <w:bCs/>
-          <w:color w:val="000000" w:themeColor="text1"/>
-        </w:rPr>
-        <w:t>NewVLANs</w:t>
-      </w:r>
-      <w:proofErr w:type="spellEnd"/>
+        <w:t>S-NewVLANs</w:t>
+      </w:r>
       <w:r>
         <w:rPr>
           <w:rFonts w:ascii="Arial" w:hAnsi="Arial" w:cs="Arial"/>
@@ -7995,7 +7782,6 @@
         </w:rPr>
         <w:t xml:space="preserve"> los </w:t>
       </w:r>
-      <w:proofErr w:type="spellStart"/>
       <w:r>
         <w:rPr>
           <w:rFonts w:ascii="Arial" w:hAnsi="Arial" w:cs="Arial"/>
@@ -8012,7 +7798,6 @@
         </w:rPr>
         <w:t>s</w:t>
       </w:r>
-      <w:proofErr w:type="spellEnd"/>
       <w:r>
         <w:rPr>
           <w:rFonts w:ascii="Arial" w:hAnsi="Arial" w:cs="Arial"/>
@@ -8054,7 +7839,6 @@
         </w:rPr>
         <w:t xml:space="preserve"> </w:t>
       </w:r>
-      <w:proofErr w:type="spellStart"/>
       <w:r>
         <w:rPr>
           <w:rFonts w:ascii="Arial" w:hAnsi="Arial" w:cs="Arial"/>
@@ -8064,7 +7848,6 @@
         </w:rPr>
         <w:t>class</w:t>
       </w:r>
-      <w:proofErr w:type="spellEnd"/>
       <w:r>
         <w:rPr>
           <w:rFonts w:ascii="Arial" w:hAnsi="Arial" w:cs="Arial"/>
@@ -8375,7 +8158,6 @@
               </w:rPr>
               <w:t xml:space="preserve">Server </w:t>
             </w:r>
-            <w:proofErr w:type="spellStart"/>
             <w:r>
               <w:rPr>
                 <w:rFonts w:ascii="Arial" w:hAnsi="Arial" w:cs="Arial"/>
@@ -8403,7 +8185,6 @@
               </w:rPr>
               <w:t>i</w:t>
             </w:r>
-            <w:proofErr w:type="spellEnd"/>
           </w:p>
         </w:tc>
         <w:tc>
@@ -8429,19 +8210,8 @@
                 <w:bCs/>
                 <w:spacing w:val="-1"/>
               </w:rPr>
-              <w:t>S-</w:t>
+              <w:t>S-NewVLANs</w:t>
             </w:r>
-            <w:proofErr w:type="spellStart"/>
-            <w:r>
-              <w:rPr>
-                <w:rFonts w:ascii="Arial" w:hAnsi="Arial" w:cs="Arial"/>
-                <w:b/>
-                <w:bCs/>
-                <w:spacing w:val="-1"/>
-              </w:rPr>
-              <w:t>NewVLANs</w:t>
-            </w:r>
-            <w:proofErr w:type="spellEnd"/>
           </w:p>
         </w:tc>
         <w:tc>
@@ -13593,6 +13363,7 @@
   <w:style w:type="character" w:default="1" w:styleId="Fuentedeprrafopredeter">
     <w:name w:val="Default Paragraph Font"/>
     <w:uiPriority w:val="1"/>
+    <w:semiHidden/>
     <w:unhideWhenUsed/>
   </w:style>
   <w:style w:type="table" w:default="1" w:styleId="Tablanormal">

--- a/Calendario2026/Actividades/Actividad15_VLANs/15. ConfiguracionVLANs.docx
+++ b/Calendario2026/Actividades/Actividad15_VLANs/15. ConfiguracionVLANs.docx
@@ -4150,7 +4150,7 @@
                 <w:sz w:val="24"/>
                 <w:szCs w:val="24"/>
               </w:rPr>
-              <w:t>1</w:t>
+              <w:t>888</w:t>
             </w:r>
           </w:p>
         </w:tc>
@@ -4426,15 +4426,14 @@
       <w:r>
         <w:rPr>
           <w:rFonts w:ascii="Arial Narrow" w:eastAsia="Arial Narrow" w:hAnsi="Arial Narrow" w:cs="Arial Narrow"/>
-          <w:noProof/>
           <w:sz w:val="20"/>
           <w:szCs w:val="20"/>
         </w:rPr>
         <w:drawing>
-          <wp:inline distT="0" distB="0" distL="0" distR="0" wp14:anchorId="5A3888F9" wp14:editId="4C9AEDED">
-            <wp:extent cx="6508750" cy="3059821"/>
-            <wp:effectExtent l="0" t="0" r="6350" b="7620"/>
-            <wp:docPr id="377053304" name="Picture 1"/>
+          <wp:inline distT="0" distB="0" distL="0" distR="0" wp14:anchorId="1B29EB07" wp14:editId="5324E739">
+            <wp:extent cx="7010400" cy="3300730"/>
+            <wp:effectExtent l="0" t="0" r="0" b="0"/>
+            <wp:docPr id="1713554844" name="Imagen 1"/>
             <wp:cNvGraphicFramePr>
               <a:graphicFrameLocks xmlns:a="http://schemas.openxmlformats.org/drawingml/2006/main" noChangeAspect="1"/>
             </wp:cNvGraphicFramePr>
@@ -4442,7 +4441,7 @@
               <a:graphicData uri="http://schemas.openxmlformats.org/drawingml/2006/picture">
                 <pic:pic xmlns:pic="http://schemas.openxmlformats.org/drawingml/2006/picture">
                   <pic:nvPicPr>
-                    <pic:cNvPr id="377053304" name=""/>
+                    <pic:cNvPr id="1713554844" name=""/>
                     <pic:cNvPicPr/>
                   </pic:nvPicPr>
                   <pic:blipFill>
@@ -4454,7 +4453,7 @@
                   <pic:spPr>
                     <a:xfrm>
                       <a:off x="0" y="0"/>
-                      <a:ext cx="6527529" cy="3068649"/>
+                      <a:ext cx="7010400" cy="3300730"/>
                     </a:xfrm>
                     <a:prstGeom prst="rect">
                       <a:avLst/>
@@ -5385,7 +5384,35 @@
           <w:rFonts w:ascii="Arial" w:hAnsi="Arial" w:cs="Arial"/>
           <w:spacing w:val="-1"/>
         </w:rPr>
-        <w:t xml:space="preserve"> de las VLANs (1, 10 y 20)</w:t>
+        <w:t xml:space="preserve"> de las VLANs (1, 10</w:t>
+      </w:r>
+      <w:r>
+        <w:rPr>
+          <w:rFonts w:ascii="Arial" w:hAnsi="Arial" w:cs="Arial"/>
+          <w:spacing w:val="-1"/>
+        </w:rPr>
+        <w:t>,</w:t>
+      </w:r>
+      <w:r>
+        <w:rPr>
+          <w:rFonts w:ascii="Arial" w:hAnsi="Arial" w:cs="Arial"/>
+          <w:spacing w:val="-1"/>
+        </w:rPr>
+        <w:t xml:space="preserve"> 20</w:t>
+      </w:r>
+      <w:r>
+        <w:rPr>
+          <w:rFonts w:ascii="Arial" w:hAnsi="Arial" w:cs="Arial"/>
+          <w:spacing w:val="-1"/>
+        </w:rPr>
+        <w:t xml:space="preserve"> y 888</w:t>
+      </w:r>
+      <w:r>
+        <w:rPr>
+          <w:rFonts w:ascii="Arial" w:hAnsi="Arial" w:cs="Arial"/>
+          <w:spacing w:val="-1"/>
+        </w:rPr>
+        <w:t>)</w:t>
       </w:r>
       <w:r>
         <w:rPr>
@@ -6470,7 +6497,16 @@
           <w:bCs/>
           <w:spacing w:val="-1"/>
         </w:rPr>
-        <w:t>VLAN1</w:t>
+        <w:t>VLAN</w:t>
+      </w:r>
+      <w:r>
+        <w:rPr>
+          <w:rFonts w:ascii="Arial" w:hAnsi="Arial" w:cs="Arial"/>
+          <w:b/>
+          <w:bCs/>
+          <w:spacing w:val="-1"/>
+        </w:rPr>
+        <w:t xml:space="preserve"> 888</w:t>
       </w:r>
       <w:r>
         <w:rPr>
@@ -8261,35 +8297,14 @@
         <w:jc w:val="both"/>
         <w:rPr>
           <w:rFonts w:ascii="Arial" w:hAnsi="Arial" w:cs="Arial"/>
-          <w:spacing w:val="-1"/>
-        </w:rPr>
-      </w:pPr>
-    </w:p>
-    <w:p>
-      <w:pPr>
-        <w:spacing w:line="360" w:lineRule="exact"/>
-        <w:ind w:left="220"/>
-        <w:jc w:val="both"/>
-        <w:rPr>
-          <w:rFonts w:ascii="Arial" w:hAnsi="Arial" w:cs="Arial"/>
-          <w:spacing w:val="-1"/>
-        </w:rPr>
-      </w:pPr>
-    </w:p>
-    <w:p>
-      <w:pPr>
-        <w:spacing w:line="360" w:lineRule="exact"/>
-        <w:ind w:left="220"/>
-        <w:jc w:val="both"/>
-        <w:rPr>
-          <w:rFonts w:ascii="Arial" w:hAnsi="Arial" w:cs="Arial"/>
-        </w:rPr>
-      </w:pPr>
-      <w:r>
-        <w:rPr>
-          <w:rFonts w:ascii="Arial" w:hAnsi="Arial" w:cs="Arial"/>
-          <w:spacing w:val="-1"/>
-        </w:rPr>
+        </w:rPr>
+      </w:pPr>
+      <w:r>
+        <w:rPr>
+          <w:rFonts w:ascii="Arial" w:hAnsi="Arial" w:cs="Arial"/>
+          <w:spacing w:val="-1"/>
+        </w:rPr>
+        <w:lastRenderedPageBreak/>
         <w:t>Agrega,</w:t>
       </w:r>
       <w:r>
